--- a/eyes/worksheets/bojie-trace.docx
+++ b/eyes/worksheets/bojie-trace.docx
@@ -6,7 +6,6 @@
       <w:tblPr>
         <w:tblW w:type="auto" w:w="0"/>
         <w:jc w:val="center"/>
-        <w:tblLook w:firstColumn="1" w:firstRow="1" w:lastColumn="0" w:lastRow="0" w:noHBand="0" w:noVBand="1" w:val="04A0"/>
         <w:tblBorders>
           <w:top w:val="none"/>
           <w:left w:val="none"/>
@@ -15,6 +14,7 @@
           <w:insideH w:val="none"/>
           <w:insideV w:val="none"/>
         </w:tblBorders>
+        <w:tblLook w:firstColumn="1" w:firstRow="1" w:lastColumn="0" w:lastRow="0" w:noHBand="0" w:noVBand="1" w:val="04A0"/>
       </w:tblPr>
       <w:tblGrid>
         <w:gridCol w:w="5270"/>
@@ -451,10 +451,10 @@
     </w:p>
     <w:p>
       <w:pPr>
-        <w:spacing w:after="80"/>
         <w:pBdr>
           <w:bottom w:val="single" w:sz="6" w:space="1" w:color="CCCCCC"/>
         </w:pBdr>
+        <w:spacing w:after="80"/>
       </w:pPr>
     </w:p>
     <w:p>
